--- a/操作指南.docx
+++ b/操作指南.docx
@@ -12,11 +12,8 @@
       </w:r>
     </w:p>
     <w:p>
-      <w:pPr>
-        <w:jc w:val="center"/>
-      </w:pPr>
       <w:r>
-        <w:t>访问地址：http://你的IP:8501（向 Vincy 索取）</w:t>
+        <w:t>访问地址：https://你的app.streamlit.app（向 Vincy 索取）</w:t>
       </w:r>
     </w:p>
     <w:p/>
@@ -29,27 +26,18 @@
       </w:r>
     </w:p>
     <w:p>
-      <w:pPr>
-        <w:pStyle w:val="ListNumber"/>
-      </w:pPr>
       <w:r>
         <w:t>1. 打开网页 → 点击「注册」标签</w:t>
       </w:r>
     </w:p>
     <w:p>
-      <w:pPr>
-        <w:pStyle w:val="ListNumber"/>
-      </w:pPr>
       <w:r>
-        <w:t>2. 填写邮箱、用户名、密码（至少6位）→ 点击「提交注册」</w:t>
+        <w:t>2. 填写邮箱、用户名、密码（至少6位）→ 提交注册</w:t>
       </w:r>
     </w:p>
     <w:p>
-      <w:pPr>
-        <w:pStyle w:val="ListNumber"/>
-      </w:pPr>
       <w:r>
-        <w:t>3. 等待管理员审核通过后即可登录使用</w:t>
+        <w:t>3. 等待管理员审核通过后即可登录</w:t>
       </w:r>
     </w:p>
     <w:p>
@@ -57,10 +45,7 @@
         <w:rPr>
           <w:b/>
         </w:rPr>
-        <w:t>⚠️ 注意：</w:t>
-      </w:r>
-      <w:r>
-        <w:t>注册后需等待管理员审核，审核通过前无法使用任何功能。</w:t>
+        <w:t>⚠️ 注意：浏览器自动填充可能导致密码错误。如遇到「密码错误」提示，请手动输入邮箱和密码，不要使用自动填充。</w:t>
       </w:r>
     </w:p>
     <w:p>
@@ -76,17 +61,22 @@
         <w:pStyle w:val="Heading2"/>
       </w:pPr>
       <w:r>
-        <w:t>生成确认函 + Invoice</w:t>
+        <w:t>2.1 生成确认函 + Invoice</w:t>
       </w:r>
     </w:p>
     <w:p>
       <w:r>
-        <w:t>1. 登录后默认进入「📄 生成文档」页面</w:t>
+        <w:t>1. 登录后进入「📄 生成文档」页面</w:t>
       </w:r>
     </w:p>
     <w:p>
       <w:r>
-        <w:t>2. 填写以下信息：</w:t>
+        <w:t>2. 选择客户简称 → 系统自动显示客户信息</w:t>
+      </w:r>
+    </w:p>
+    <w:p>
+      <w:r>
+        <w:t>3. 填写项目信息：</w:t>
       </w:r>
     </w:p>
     <w:p>
@@ -94,13 +84,7 @@
         <w:pStyle w:val="ListBullet"/>
       </w:pPr>
       <w:r>
-        <w:rPr>
-          <w:b/>
-        </w:rPr>
-        <w:t>客户简称：</w:t>
-      </w:r>
-      <w:r>
-        <w:t>下拉选择已录入的客户（由管理员维护）</w:t>
+        <w:t>编号月份：选择对应月份（7月/8月...），系统自动显示该月下一个可用编号</w:t>
       </w:r>
     </w:p>
     <w:p>
@@ -108,13 +92,7 @@
         <w:pStyle w:val="ListBullet"/>
       </w:pPr>
       <w:r>
-        <w:rPr>
-          <w:b/>
-        </w:rPr>
-        <w:t>申请日期：</w:t>
-      </w:r>
-      <w:r>
-        <w:t>默认今天</w:t>
+        <w:t>项目名称：如 XXX品牌7月UGC 150篇</w:t>
       </w:r>
     </w:p>
     <w:p>
@@ -122,13 +100,7 @@
         <w:pStyle w:val="ListBullet"/>
       </w:pPr>
       <w:r>
-        <w:rPr>
-          <w:b/>
-        </w:rPr>
-        <w:t>项目编号：</w:t>
-      </w:r>
-      <w:r>
-        <w:t>如 WELL20260801001</w:t>
+        <w:t>客户品牌名：品牌社交媒体名称</w:t>
       </w:r>
     </w:p>
     <w:p>
@@ -136,13 +108,7 @@
         <w:pStyle w:val="ListBullet"/>
       </w:pPr>
       <w:r>
-        <w:rPr>
-          <w:b/>
-        </w:rPr>
-        <w:t>项目名称：</w:t>
-      </w:r>
-      <w:r>
-        <w:t>如 XXX品牌7月UGC 150篇</w:t>
+        <w:t>币种 + 项目金额：合同金额</w:t>
       </w:r>
     </w:p>
     <w:p>
@@ -150,13 +116,7 @@
         <w:pStyle w:val="ListBullet"/>
       </w:pPr>
       <w:r>
-        <w:rPr>
-          <w:b/>
-        </w:rPr>
-        <w:t>客户品牌名：</w:t>
-      </w:r>
-      <w:r>
-        <w:t>品牌的社交媒体名称</w:t>
+        <w:t>执行地点 / 执行周期 / 预计拍摄时间 / 总发布篇数</w:t>
       </w:r>
     </w:p>
     <w:p>
@@ -164,13 +124,7 @@
         <w:pStyle w:val="ListBullet"/>
       </w:pPr>
       <w:r>
-        <w:rPr>
-          <w:b/>
-        </w:rPr>
-        <w:t>币种：</w:t>
-      </w:r>
-      <w:r>
-        <w:t>USD 或 RMB</w:t>
+        <w:t>到期日：Invoice 付款截止日期</w:t>
       </w:r>
     </w:p>
     <w:p>
@@ -178,13 +132,7 @@
         <w:pStyle w:val="ListBullet"/>
       </w:pPr>
       <w:r>
-        <w:rPr>
-          <w:b/>
-        </w:rPr>
-        <w:t>项目金额：</w:t>
-      </w:r>
-      <w:r>
-        <w:t>合同金额（数字）</w:t>
+        <w:t>合作内容（默认 UGC铺量）/ 发布平台（默认 小红书）</w:t>
       </w:r>
     </w:p>
     <w:p>
@@ -192,13 +140,7 @@
         <w:pStyle w:val="ListBullet"/>
       </w:pPr>
       <w:r>
-        <w:rPr>
-          <w:b/>
-        </w:rPr>
-        <w:t>执行地点：</w:t>
-      </w:r>
-      <w:r>
-        <w:t>城市，如 Bangkok / 吉隆坡</w:t>
+        <w:t>预估成本金额 + 币种 + 成本构成</w:t>
       </w:r>
     </w:p>
     <w:p>
@@ -206,13 +148,25 @@
         <w:pStyle w:val="ListBullet"/>
       </w:pPr>
       <w:r>
-        <w:rPr>
-          <w:b/>
-        </w:rPr>
-        <w:t>执行周期：</w:t>
+        <w:t>勾选「生成后提交财务审核」</w:t>
       </w:r>
+    </w:p>
+    <w:p>
       <w:r>
-        <w:t>如 2026年7月-8月</w:t>
+        <w:t>4. 点击「🚀 生成文档」→ 下载确认函和 Invoice → 复制邮件文案发送客户</w:t>
+      </w:r>
+    </w:p>
+    <w:p>
+      <w:pPr>
+        <w:pStyle w:val="Heading2"/>
+      </w:pPr>
+      <w:r>
+        <w:t>2.2 更新项目状态（重要）</w:t>
+      </w:r>
+    </w:p>
+    <w:p>
+      <w:r>
+        <w:t>财务提醒后，在「📋 项目历史」找到对应项目：</w:t>
       </w:r>
     </w:p>
     <w:p>
@@ -220,13 +174,7 @@
         <w:pStyle w:val="ListBullet"/>
       </w:pPr>
       <w:r>
-        <w:rPr>
-          <w:b/>
-        </w:rPr>
-        <w:t>预计拍摄时间：</w:t>
-      </w:r>
-      <w:r>
-        <w:t>如 2026年7月</w:t>
+        <w:t>点击「✏️ 编辑项目状态」展开编辑区</w:t>
       </w:r>
     </w:p>
     <w:p>
@@ -234,13 +182,7 @@
         <w:pStyle w:val="ListBullet"/>
       </w:pPr>
       <w:r>
-        <w:rPr>
-          <w:b/>
-        </w:rPr>
-        <w:t>总发布篇数：</w:t>
-      </w:r>
-      <w:r>
-        <w:t>如 150 PHOTO POSTS</w:t>
+        <w:t>选择结案状态：🟢 进行中 / 🟡 待付款 / 🔵 已结案</w:t>
       </w:r>
     </w:p>
     <w:p>
@@ -248,13 +190,7 @@
         <w:pStyle w:val="ListBullet"/>
       </w:pPr>
       <w:r>
-        <w:rPr>
-          <w:b/>
-        </w:rPr>
-        <w:t>到期日：</w:t>
-      </w:r>
-      <w:r>
-        <w:t>Invoice 付款截止日期</w:t>
+        <w:t>填写「预计客户付款时间」</w:t>
       </w:r>
     </w:p>
     <w:p>
@@ -262,65 +198,7 @@
         <w:pStyle w:val="ListBullet"/>
       </w:pPr>
       <w:r>
-        <w:rPr>
-          <w:b/>
-        </w:rPr>
-        <w:t>合作内容：</w:t>
-      </w:r>
-      <w:r>
-        <w:t>默认「UGC铺量」</w:t>
-      </w:r>
-    </w:p>
-    <w:p>
-      <w:pPr>
-        <w:pStyle w:val="ListBullet"/>
-      </w:pPr>
-      <w:r>
-        <w:rPr>
-          <w:b/>
-        </w:rPr>
-        <w:t>发布平台：</w:t>
-      </w:r>
-      <w:r>
-        <w:t>默认「小红书」</w:t>
-      </w:r>
-    </w:p>
-    <w:p>
-      <w:pPr>
-        <w:pStyle w:val="ListBullet"/>
-      </w:pPr>
-      <w:r>
-        <w:rPr>
-          <w:b/>
-        </w:rPr>
-        <w:t>预估成本金额 + 币种：</w:t>
-      </w:r>
-      <w:r>
-        <w:t>项目预估成本，可下拉选 USD/RMB</w:t>
-      </w:r>
-    </w:p>
-    <w:p>
-      <w:pPr>
-        <w:pStyle w:val="ListBullet"/>
-      </w:pPr>
-      <w:r>
-        <w:rPr>
-          <w:b/>
-        </w:rPr>
-        <w:t>成本构成：</w:t>
-      </w:r>
-      <w:r>
-        <w:t>如：KOL费用2000, 拍摄500, 剪辑300...</w:t>
-      </w:r>
-    </w:p>
-    <w:p>
-      <w:r>
-        <w:t>3. 勾选「生成后提交财务审核」→ 点击「🚀 生成文档」</w:t>
-      </w:r>
-    </w:p>
-    <w:p>
-      <w:r>
-        <w:t>4. 下载确认函和 Invoice，复制邮件文案发送给客户</w:t>
+        <w:t>点击保存</w:t>
       </w:r>
     </w:p>
     <w:p>
@@ -328,25 +206,12 @@
         <w:pStyle w:val="Heading2"/>
       </w:pPr>
       <w:r>
-        <w:t>客户管理</w:t>
+        <w:t>2.3 客户管理</w:t>
       </w:r>
     </w:p>
     <w:p>
       <w:r>
-        <w:t>侧边栏 → 「👥 客户管理」→ 可新增、编辑、删除客户。新增时简称和公司全称为必填。</w:t>
-      </w:r>
-    </w:p>
-    <w:p>
-      <w:pPr>
-        <w:pStyle w:val="Heading2"/>
-      </w:pPr>
-      <w:r>
-        <w:t>查看项目历史</w:t>
-      </w:r>
-    </w:p>
-    <w:p>
-      <w:r>
-        <w:t>侧边栏 → 「📋 项目历史」→ 查看所有项目状态。已通过的项目可直接下载盖章 PDF。</w:t>
+        <w:t>侧边栏 → 「👥 客户管理」→ 可新增/编辑/删除客户。新增时简称和公司全称为必填。</w:t>
       </w:r>
     </w:p>
     <w:p>
@@ -362,27 +227,27 @@
         <w:pStyle w:val="Heading2"/>
       </w:pPr>
       <w:r>
-        <w:t>审核 Invoice</w:t>
+        <w:t>3.1 审核 Invoice</w:t>
       </w:r>
     </w:p>
     <w:p>
       <w:r>
-        <w:t>1. 登录后侧边栏 → 「💰 财务审核」</w:t>
+        <w:t>1. 侧边栏 → 「💰 财务审核」</w:t>
       </w:r>
     </w:p>
     <w:p>
       <w:r>
-        <w:t>2. 在待审核列表中，点击「📥 下载 Invoice」核对内容</w:t>
+        <w:t>2. 待审核列表：查看项目信息、成本金额、成本构成</w:t>
       </w:r>
     </w:p>
     <w:p>
       <w:r>
-        <w:t>3. 核对无误 → 点击「✅ 通过」</w:t>
+        <w:t>3. 点击「📥 下载 Invoice」核对内容</w:t>
       </w:r>
     </w:p>
     <w:p>
       <w:r>
-        <w:t>4. 系统自动生成盖章 PDF，页面顶部弹出下载按钮</w:t>
+        <w:t>4. 核对无误 → 点击「✅ 通过」→ 系统自动生成盖章 PDF → 页面顶部弹出下载</w:t>
       </w:r>
     </w:p>
     <w:p>
@@ -392,6 +257,9 @@
     </w:p>
     <w:p>
       <w:r>
+        <w:rPr>
+          <w:b/>
+        </w:rPr>
         <w:t>如有问题，点击「❌ 驳回」。</w:t>
       </w:r>
     </w:p>
@@ -400,7 +268,73 @@
         <w:pStyle w:val="Heading2"/>
       </w:pPr>
       <w:r>
-        <w:t>开具收据</w:t>
+        <w:t>3.2 已通过项目管理 &amp; 到账跟踪</w:t>
+      </w:r>
+    </w:p>
+    <w:p>
+      <w:r>
+        <w:t>在「💰 财务审核」页面下方：</w:t>
+      </w:r>
+    </w:p>
+    <w:p>
+      <w:pPr>
+        <w:pStyle w:val="ListBullet"/>
+      </w:pPr>
+      <w:r>
+        <w:t>「💰 已通过项目 &amp; 到账跟踪」表格：查看所有项目的收入/成本/到账状态</w:t>
+      </w:r>
+    </w:p>
+    <w:p>
+      <w:pPr>
+        <w:pStyle w:val="ListBullet"/>
+      </w:pPr>
+      <w:r>
+        <w:t>「标记到账」：选择项目 → 填写到账日期和金额 → 点击「✅ 标记到账」</w:t>
+      </w:r>
+    </w:p>
+    <w:p>
+      <w:pPr>
+        <w:pStyle w:val="Heading2"/>
+      </w:pPr>
+      <w:r>
+        <w:t>3.3 提醒负责人</w:t>
+      </w:r>
+    </w:p>
+    <w:p>
+      <w:r>
+        <w:t>在「📋 项目历史」中找到需要跟进的项目：</w:t>
+      </w:r>
+    </w:p>
+    <w:p>
+      <w:pPr>
+        <w:pStyle w:val="ListBullet"/>
+      </w:pPr>
+      <w:r>
+        <w:t>展开「✏️ 编辑项目状态」</w:t>
+      </w:r>
+    </w:p>
+    <w:p>
+      <w:pPr>
+        <w:pStyle w:val="ListBullet"/>
+      </w:pPr>
+      <w:r>
+        <w:t>点击「🔔 提醒负责人」→ 系统记录提醒时间和内容</w:t>
+      </w:r>
+    </w:p>
+    <w:p>
+      <w:pPr>
+        <w:pStyle w:val="ListBullet"/>
+      </w:pPr>
+      <w:r>
+        <w:t>负责人收到提醒后，需更新客户付款时间和结案状态</w:t>
+      </w:r>
+    </w:p>
+    <w:p>
+      <w:pPr>
+        <w:pStyle w:val="Heading2"/>
+      </w:pPr>
+      <w:r>
+        <w:t>3.4 开具收据</w:t>
       </w:r>
     </w:p>
     <w:p>
@@ -410,36 +344,12 @@
     </w:p>
     <w:p>
       <w:r>
-        <w:t>2. 选择「从已通过项目生成」→ 下拉选择对应项目（系统自动填入客户和项目信息）</w:t>
+        <w:t>2. 选择「从已通过项目生成」→ 下拉选择项目 → 自动填入客户信息</w:t>
       </w:r>
     </w:p>
     <w:p>
       <w:r>
-        <w:t>3. 财务填写：</w:t>
-      </w:r>
-    </w:p>
-    <w:p>
-      <w:pPr>
-        <w:pStyle w:val="ListBullet"/>
-      </w:pPr>
-      <w:r>
-        <w:t>实收金额（可能与合同金额不同，如分批收款）</w:t>
-      </w:r>
-    </w:p>
-    <w:p>
-      <w:pPr>
-        <w:pStyle w:val="ListBullet"/>
-      </w:pPr>
-      <w:r>
-        <w:t>付款日期 / 到款日期</w:t>
-      </w:r>
-    </w:p>
-    <w:p>
-      <w:pPr>
-        <w:pStyle w:val="ListBullet"/>
-      </w:pPr>
-      <w:r>
-        <w:t>付款方式（银行/现金/转账）</w:t>
+        <w:t>3. 填写：实收金额 / 付款日期 / 到款日期 / 付款方式</w:t>
       </w:r>
     </w:p>
     <w:p>
@@ -448,8 +358,21 @@
       </w:r>
     </w:p>
     <w:p>
+      <w:pPr>
+        <w:pStyle w:val="Heading2"/>
+      </w:pPr>
       <w:r>
-        <w:t>也可选「手动填写」模式，用于非系统内项目的收据。</w:t>
+        <w:t>3.5 成本总览</w:t>
+      </w:r>
+    </w:p>
+    <w:p>
+      <w:r>
+        <w:t>侧边栏 → 「📊 成本总览」（仅财务/管理可见）</w:t>
+      </w:r>
+    </w:p>
+    <w:p>
+      <w:r>
+        <w:t>查看所有项目的收入、成本、利润率、到账状态，支持筛选和统计。</w:t>
       </w:r>
     </w:p>
     <w:p>
@@ -457,7 +380,17 @@
         <w:pStyle w:val="Heading1"/>
       </w:pPr>
       <w:r>
-        <w:t>四、常见问题</w:t>
+        <w:t>四、项目编号规则</w:t>
+      </w:r>
+    </w:p>
+    <w:p>
+      <w:r>
+        <w:t>格式：WELL + YYMMDD + XX（2位序号）</w:t>
+      </w:r>
+    </w:p>
+    <w:p>
+      <w:r>
+        <w:t>例如：WELL26080103 = 2026年8月第3个项目</w:t>
       </w:r>
     </w:p>
     <w:p>
@@ -465,51 +398,7 @@
         <w:rPr>
           <w:b/>
         </w:rPr>
-        <w:t>Q：刷新页面要重新登录吗？</w:t>
-      </w:r>
-    </w:p>
-    <w:p>
-      <w:r>
-        <w:t>不会。系统会记住登录状态 24 小时，关闭浏览器再打开也无需重新输入密码。</w:t>
-      </w:r>
-    </w:p>
-    <w:p>
-      <w:r>
-        <w:rPr>
-          <w:b/>
-        </w:rPr>
-        <w:t>Q：找不到审批通过的盖章 PDF？</w:t>
-      </w:r>
-    </w:p>
-    <w:p>
-      <w:r>
-        <w:t>1) 财务审核页面通过后直接弹下载  2) 「📋 项目历史」中每个已通过项目都有下载按钮。</w:t>
-      </w:r>
-    </w:p>
-    <w:p>
-      <w:r>
-        <w:rPr>
-          <w:b/>
-        </w:rPr>
-        <w:t>Q：需要新增客户？</w:t>
-      </w:r>
-    </w:p>
-    <w:p>
-      <w:r>
-        <w:t>「👥 客户管理」→ 新增客户，填写简称和全称即可。之后生成文档时下拉自动出现。</w:t>
-      </w:r>
-    </w:p>
-    <w:p>
-      <w:r>
-        <w:rPr>
-          <w:b/>
-        </w:rPr>
-        <w:t>Q：谁来审核我的注册？</w:t>
-      </w:r>
-    </w:p>
-    <w:p>
-      <w:r>
-        <w:t>管理员（Vincy）在「🔒 用户审核」页面审批新用户注册，并可设置用户角色。</w:t>
+        <w:t>💡 选月份后系统自动显示该月下一个可用编号，多人协作不会重复。如需手动修改，直接在输入框中编辑。</w:t>
       </w:r>
     </w:p>
     <w:p>
@@ -517,7 +406,7 @@
         <w:pStyle w:val="Heading1"/>
       </w:pPr>
       <w:r>
-        <w:t>五、角色说明</w:t>
+        <w:t>五、角色权限</w:t>
       </w:r>
     </w:p>
     <w:tbl>
@@ -527,13 +416,14 @@
         <w:tblLook w:firstColumn="1" w:firstRow="1" w:lastColumn="0" w:lastRow="0" w:noHBand="0" w:noVBand="1" w:val="04A0"/>
       </w:tblPr>
       <w:tblGrid>
-        <w:gridCol w:w="4320"/>
-        <w:gridCol w:w="4320"/>
+        <w:gridCol w:w="2880"/>
+        <w:gridCol w:w="2880"/>
+        <w:gridCol w:w="2880"/>
       </w:tblGrid>
       <w:tr>
         <w:tc>
           <w:tcPr>
-            <w:tcW w:type="dxa" w:w="4320"/>
+            <w:tcW w:type="dxa" w:w="2880"/>
           </w:tcPr>
           <w:p>
             <w:r>
@@ -543,11 +433,21 @@
         </w:tc>
         <w:tc>
           <w:tcPr>
-            <w:tcW w:type="dxa" w:w="4320"/>
+            <w:tcW w:type="dxa" w:w="2880"/>
           </w:tcPr>
           <w:p>
             <w:r>
-              <w:t>权限</w:t>
+              <w:t>功能</w:t>
+            </w:r>
+          </w:p>
+        </w:tc>
+        <w:tc>
+          <w:tcPr>
+            <w:tcW w:type="dxa" w:w="2880"/>
+          </w:tcPr>
+          <w:p>
+            <w:r>
+              <w:t>备注</w:t>
             </w:r>
           </w:p>
         </w:tc>
@@ -555,7 +455,7 @@
       <w:tr>
         <w:tc>
           <w:tcPr>
-            <w:tcW w:type="dxa" w:w="4320"/>
+            <w:tcW w:type="dxa" w:w="2880"/>
           </w:tcPr>
           <w:p>
             <w:r>
@@ -565,11 +465,21 @@
         </w:tc>
         <w:tc>
           <w:tcPr>
-            <w:tcW w:type="dxa" w:w="4320"/>
+            <w:tcW w:type="dxa" w:w="2880"/>
           </w:tcPr>
           <w:p>
             <w:r>
-              <w:t>所有功能 + 用户审核 + 角色管理</w:t>
+              <w:t>所有功能</w:t>
+            </w:r>
+          </w:p>
+        </w:tc>
+        <w:tc>
+          <w:tcPr>
+            <w:tcW w:type="dxa" w:w="2880"/>
+          </w:tcPr>
+          <w:p>
+            <w:r>
+              <w:t>用户审核、角色管理</w:t>
             </w:r>
           </w:p>
         </w:tc>
@@ -577,7 +487,7 @@
       <w:tr>
         <w:tc>
           <w:tcPr>
-            <w:tcW w:type="dxa" w:w="4320"/>
+            <w:tcW w:type="dxa" w:w="2880"/>
           </w:tcPr>
           <w:p>
             <w:r>
@@ -587,11 +497,21 @@
         </w:tc>
         <w:tc>
           <w:tcPr>
-            <w:tcW w:type="dxa" w:w="4320"/>
+            <w:tcW w:type="dxa" w:w="2880"/>
           </w:tcPr>
           <w:p>
             <w:r>
-              <w:t>生成文档 + 财务审核 + 开具收据</w:t>
+              <w:t>生成文档 + 审核 + 开收据 + 成本总览 + 到账跟踪 + 提醒</w:t>
+            </w:r>
+          </w:p>
+        </w:tc>
+        <w:tc>
+          <w:tcPr>
+            <w:tcW w:type="dxa" w:w="2880"/>
+          </w:tcPr>
+          <w:p>
+            <w:r>
+              <w:t>财务专用</w:t>
             </w:r>
           </w:p>
         </w:tc>
@@ -599,7 +519,7 @@
       <w:tr>
         <w:tc>
           <w:tcPr>
-            <w:tcW w:type="dxa" w:w="4320"/>
+            <w:tcW w:type="dxa" w:w="2880"/>
           </w:tcPr>
           <w:p>
             <w:r>
@@ -609,23 +529,123 @@
         </w:tc>
         <w:tc>
           <w:tcPr>
-            <w:tcW w:type="dxa" w:w="4320"/>
+            <w:tcW w:type="dxa" w:w="2880"/>
           </w:tcPr>
           <w:p>
             <w:r>
-              <w:t>生成文档 + 客户管理 + 查看历史</w:t>
+              <w:t>生成文档 + 客户管理 + 项目历史 + 编辑结案状态</w:t>
+            </w:r>
+          </w:p>
+        </w:tc>
+        <w:tc>
+          <w:tcPr>
+            <w:tcW w:type="dxa" w:w="2880"/>
+          </w:tcPr>
+          <w:p>
+            <w:r>
+              <w:t>业务同事</w:t>
             </w:r>
           </w:p>
         </w:tc>
       </w:tr>
     </w:tbl>
-    <w:p/>
+    <w:p>
+      <w:pPr>
+        <w:pStyle w:val="Heading1"/>
+      </w:pPr>
+      <w:r>
+        <w:t>六、常见问题</w:t>
+      </w:r>
+    </w:p>
     <w:p>
       <w:r>
         <w:rPr>
-          <w:i/>
+          <w:b/>
         </w:rPr>
-        <w:t>📌 新注册用户默认是「普通用户」，需要管理员在用户审核页面设为「财务」角色才能审核和开收据。</w:t>
+        <w:t>Q：刷新页面要重新登录？</w:t>
+      </w:r>
+    </w:p>
+    <w:p>
+      <w:r>
+        <w:t>不会。系统记住登录状态。</w:t>
+      </w:r>
+    </w:p>
+    <w:p>
+      <w:r>
+        <w:rPr>
+          <w:b/>
+        </w:rPr>
+        <w:t>Q：浏览器自动填充导致密码错误？</w:t>
+      </w:r>
+    </w:p>
+    <w:p>
+      <w:r>
+        <w:t>手动输入邮箱和密码，不要用自动填充。</w:t>
+      </w:r>
+    </w:p>
+    <w:p>
+      <w:r>
+        <w:rPr>
+          <w:b/>
+        </w:rPr>
+        <w:t>Q：找不到盖章 PDF？</w:t>
+      </w:r>
+    </w:p>
+    <w:p>
+      <w:r>
+        <w:t>1) 财务审核通过后直接弹下载 2) 项目历史中已通过项目有下载按钮。</w:t>
+      </w:r>
+    </w:p>
+    <w:p>
+      <w:r>
+        <w:rPr>
+          <w:b/>
+        </w:rPr>
+        <w:t>Q：项目编号怎么生成？</w:t>
+      </w:r>
+    </w:p>
+    <w:p>
+      <w:r>
+        <w:t>选月份后自动显示，多人协作不会重复。可以手动修改。</w:t>
+      </w:r>
+    </w:p>
+    <w:p>
+      <w:r>
+        <w:rPr>
+          <w:b/>
+        </w:rPr>
+        <w:t>Q：谁审核注册？</w:t>
+      </w:r>
+    </w:p>
+    <w:p>
+      <w:r>
+        <w:t>管理员在「🔒 用户审核」页面审批。</w:t>
+      </w:r>
+    </w:p>
+    <w:p>
+      <w:r>
+        <w:rPr>
+          <w:b/>
+        </w:rPr>
+        <w:t>Q：结案状态谁更新？</w:t>
+      </w:r>
+    </w:p>
+    <w:p>
+      <w:r>
+        <w:t>项目负责人（创建者）在项目历史中编辑，财务也可编辑。</w:t>
+      </w:r>
+    </w:p>
+    <w:p>
+      <w:r>
+        <w:rPr>
+          <w:b/>
+        </w:rPr>
+        <w:t>Q：财务提醒后我怎么做？</w:t>
+      </w:r>
+    </w:p>
+    <w:p>
+      <w:r>
+        <w:t>去项目历史 → 编辑项目状态 → 更新付款时间和结案状态 → 保存。</w:t>
       </w:r>
     </w:p>
     <w:sectPr>
